--- a/MANUAL DE USUARIO FINAL.docx
+++ b/MANUAL DE USUARIO FINAL.docx
@@ -340,23 +340,7 @@
           <w:b/>
           <w:bCs/>
         </w:rPr>
-        <w:t>1. Módulo de Inicio de Sesión (</w:t>
-      </w:r>
-      <w:proofErr w:type="spellStart"/>
-      <w:r>
-        <w:rPr>
-          <w:b/>
-          <w:bCs/>
-        </w:rPr>
-        <w:t>login.php</w:t>
-      </w:r>
-      <w:proofErr w:type="spellEnd"/>
-      <w:r>
-        <w:rPr>
-          <w:b/>
-          <w:bCs/>
-        </w:rPr>
-        <w:t>)</w:t>
+        <w:t>1. Módulo de Inicio de Sesión (login.php)</w:t>
       </w:r>
     </w:p>
     <w:p>
@@ -1006,23 +990,7 @@
           <w:bCs/>
         </w:rPr>
         <w:lastRenderedPageBreak/>
-        <w:t>2. Módulo de Gestión de Usuarios y Accesos (</w:t>
-      </w:r>
-      <w:proofErr w:type="spellStart"/>
-      <w:r>
-        <w:rPr>
-          <w:b/>
-          <w:bCs/>
-        </w:rPr>
-        <w:t>crear_usuario.php</w:t>
-      </w:r>
-      <w:proofErr w:type="spellEnd"/>
-      <w:r>
-        <w:rPr>
-          <w:b/>
-          <w:bCs/>
-        </w:rPr>
-        <w:t>)</w:t>
+        <w:t>2. Módulo de Gestión de Usuarios y Accesos (crear_usuario.php)</w:t>
       </w:r>
     </w:p>
     <w:p>
@@ -1742,6 +1710,53 @@
     </w:p>
     <w:p>
       <w:pPr>
+        <w:numPr>
+          <w:ilvl w:val="0"/>
+          <w:numId w:val="4"/>
+        </w:numPr>
+      </w:pPr>
+      <w:r>
+        <w:rPr>
+          <w:b/>
+          <w:bCs/>
+        </w:rPr>
+        <w:t>Botón "</w:t>
+      </w:r>
+      <w:r>
+        <w:rPr>
+          <w:rFonts w:ascii="Consolas" w:eastAsia="Times New Roman" w:hAnsi="Consolas" w:cs="Times New Roman"/>
+          <w:color w:val="FFFFFF"/>
+          <w:kern w:val="0"/>
+          <w:sz w:val="21"/>
+          <w:szCs w:val="21"/>
+          <w:lang w:eastAsia="es-VE"/>
+          <w14:ligatures w14:val="none"/>
+        </w:rPr>
+        <w:t xml:space="preserve"> </w:t>
+      </w:r>
+      <w:r>
+        <w:rPr>
+          <w:b/>
+          <w:bCs/>
+        </w:rPr>
+        <w:t>Mostrar Resumen de Ventas</w:t>
+      </w:r>
+      <w:r>
+        <w:rPr>
+          <w:b/>
+          <w:bCs/>
+        </w:rPr>
+        <w:t>” Muestra</w:t>
+      </w:r>
+      <w:r>
+        <w:t xml:space="preserve"> una ventana con las graficas de ventas por mes</w:t>
+      </w:r>
+      <w:r>
+        <w:t>.</w:t>
+      </w:r>
+    </w:p>
+    <w:p>
+      <w:pPr>
         <w:jc w:val="center"/>
       </w:pPr>
       <w:r>
@@ -1882,17 +1897,43 @@
       </w:r>
     </w:p>
     <w:p>
-      <w:pPr>
-        <w:rPr>
-          <w:b/>
-          <w:bCs/>
-        </w:rPr>
-      </w:pPr>
-      <w:r>
-        <w:rPr>
-          <w:b/>
-          <w:bCs/>
-        </w:rPr>
+      <w:r>
+        <w:t>Cambiar Contraseña</w:t>
+      </w:r>
+    </w:p>
+    <w:p>
+      <w:r>
+        <w:t>Permite cambiarle la clave a cualquier usuario registrado cuando sea necesario, de forma</w:t>
+      </w:r>
+    </w:p>
+    <w:p>
+      <w:r>
+        <w:t>rápida y segura.</w:t>
+      </w:r>
+    </w:p>
+    <w:p/>
+    <w:p/>
+    <w:p/>
+    <w:p/>
+    <w:p/>
+    <w:p/>
+    <w:p/>
+    <w:p/>
+    <w:p/>
+    <w:p/>
+    <w:p>
+      <w:pPr>
+        <w:rPr>
+          <w:b/>
+          <w:bCs/>
+        </w:rPr>
+      </w:pPr>
+      <w:r>
+        <w:rPr>
+          <w:b/>
+          <w:bCs/>
+        </w:rPr>
+        <w:lastRenderedPageBreak/>
         <w:t>Tabla de Usuarios Registrados</w:t>
       </w:r>
     </w:p>
@@ -1960,7 +2001,6 @@
     </w:p>
     <w:p>
       <w:r>
-        <w:lastRenderedPageBreak/>
         <w:t>Muestra el ID, Nombre, Rol, Correo Electrónico, Fecha de Creación y el Estado actual de la cuenta (</w:t>
       </w:r>
       <w:r>
@@ -2239,6 +2279,7 @@
           <w:b/>
           <w:bCs/>
         </w:rPr>
+        <w:lastRenderedPageBreak/>
         <w:t>3</w:t>
       </w:r>
       <w:r>
@@ -2246,23 +2287,7 @@
           <w:b/>
           <w:bCs/>
         </w:rPr>
-        <w:t>. Módulo de Menú Principal y Toma de Pedidos / Puntos de Venta (</w:t>
-      </w:r>
-      <w:proofErr w:type="spellStart"/>
-      <w:r>
-        <w:rPr>
-          <w:b/>
-          <w:bCs/>
-        </w:rPr>
-        <w:t>menu.php</w:t>
-      </w:r>
-      <w:proofErr w:type="spellEnd"/>
-      <w:r>
-        <w:rPr>
-          <w:b/>
-          <w:bCs/>
-        </w:rPr>
-        <w:t>)</w:t>
+        <w:t>. Módulo de Menú Principal y Toma de Pedidos / Puntos de Venta (menu.php)</w:t>
       </w:r>
     </w:p>
     <w:p>
@@ -2359,7 +2384,6 @@
           <w:b/>
           <w:bCs/>
         </w:rPr>
-        <w:lastRenderedPageBreak/>
         <w:t>Estructura de la Pantalla</w:t>
       </w:r>
       <w:r>
@@ -2697,6 +2721,7 @@
         <w:rPr>
           <w:noProof/>
         </w:rPr>
+        <w:lastRenderedPageBreak/>
         <w:drawing>
           <wp:inline distT="0" distB="0" distL="0" distR="0" wp14:anchorId="29857730" wp14:editId="5CE7AFA0">
             <wp:extent cx="2009775" cy="349526"/>
@@ -2913,68 +2938,11 @@
           <w:bCs/>
         </w:rPr>
       </w:pPr>
-    </w:p>
-    <w:p>
-      <w:pPr>
-        <w:rPr>
-          <w:b/>
-          <w:bCs/>
-        </w:rPr>
-      </w:pPr>
-    </w:p>
-    <w:p>
-      <w:pPr>
-        <w:rPr>
-          <w:b/>
-          <w:bCs/>
-        </w:rPr>
-      </w:pPr>
-    </w:p>
-    <w:p>
-      <w:pPr>
-        <w:rPr>
-          <w:b/>
-          <w:bCs/>
-        </w:rPr>
-      </w:pPr>
-    </w:p>
-    <w:p>
-      <w:pPr>
-        <w:rPr>
-          <w:b/>
-          <w:bCs/>
-        </w:rPr>
-      </w:pPr>
-    </w:p>
-    <w:p>
-      <w:pPr>
-        <w:rPr>
-          <w:b/>
-          <w:bCs/>
-        </w:rPr>
-      </w:pPr>
-    </w:p>
-    <w:p>
-      <w:pPr>
-        <w:rPr>
-          <w:b/>
-          <w:bCs/>
-        </w:rPr>
-      </w:pPr>
-    </w:p>
-    <w:p>
-      <w:pPr>
-        <w:rPr>
-          <w:b/>
-          <w:bCs/>
-        </w:rPr>
-      </w:pPr>
-      <w:r>
-        <w:rPr>
-          <w:b/>
-          <w:bCs/>
-        </w:rPr>
-        <w:lastRenderedPageBreak/>
+      <w:r>
+        <w:rPr>
+          <w:b/>
+          <w:bCs/>
+        </w:rPr>
         <w:t>Resumen de Pedido / Carrito (Panel Derecho)</w:t>
       </w:r>
     </w:p>
@@ -3329,6 +3297,7 @@
         </w:numPr>
       </w:pPr>
       <w:r>
+        <w:lastRenderedPageBreak/>
         <w:t xml:space="preserve">Navega entre las categorías para ubicar los platos o bebidas requeridos. </w:t>
       </w:r>
     </w:p>
@@ -3400,44 +3369,11 @@
           <w:bCs/>
         </w:rPr>
       </w:pPr>
-    </w:p>
-    <w:p>
-      <w:pPr>
-        <w:rPr>
-          <w:b/>
-          <w:bCs/>
-        </w:rPr>
-      </w:pPr>
-    </w:p>
-    <w:p>
-      <w:pPr>
-        <w:rPr>
-          <w:b/>
-          <w:bCs/>
-        </w:rPr>
-      </w:pPr>
-    </w:p>
-    <w:p>
-      <w:pPr>
-        <w:rPr>
-          <w:b/>
-          <w:bCs/>
-        </w:rPr>
-      </w:pPr>
-    </w:p>
-    <w:p>
-      <w:pPr>
-        <w:rPr>
-          <w:b/>
-          <w:bCs/>
-        </w:rPr>
-      </w:pPr>
-      <w:r>
-        <w:rPr>
-          <w:b/>
-          <w:bCs/>
-        </w:rPr>
-        <w:lastRenderedPageBreak/>
+      <w:r>
+        <w:rPr>
+          <w:b/>
+          <w:bCs/>
+        </w:rPr>
         <w:t>4</w:t>
       </w:r>
       <w:r>
@@ -3445,23 +3381,7 @@
           <w:b/>
           <w:bCs/>
         </w:rPr>
-        <w:t>. Módulo de Selección e Interacción de Mesas (</w:t>
-      </w:r>
-      <w:proofErr w:type="spellStart"/>
-      <w:r>
-        <w:rPr>
-          <w:b/>
-          <w:bCs/>
-        </w:rPr>
-        <w:t>mesas.php</w:t>
-      </w:r>
-      <w:proofErr w:type="spellEnd"/>
-      <w:r>
-        <w:rPr>
-          <w:b/>
-          <w:bCs/>
-        </w:rPr>
-        <w:t>)</w:t>
+        <w:t>. Módulo de Selección e Interacción de Mesas (mesas.php)</w:t>
       </w:r>
     </w:p>
     <w:p>
@@ -3986,6 +3906,7 @@
           <w:b/>
           <w:bCs/>
         </w:rPr>
+        <w:lastRenderedPageBreak/>
         <w:t>Botón</w:t>
       </w:r>
       <w:r>
@@ -4192,7 +4113,6 @@
           <w:b/>
           <w:bCs/>
         </w:rPr>
-        <w:lastRenderedPageBreak/>
         <w:t>Botón</w:t>
       </w:r>
       <w:r>
@@ -4276,23 +4196,7 @@
           <w:b/>
           <w:bCs/>
         </w:rPr>
-        <w:t>5. Módulo de Pantalla de Cocina / KDS (</w:t>
-      </w:r>
-      <w:proofErr w:type="spellStart"/>
-      <w:r>
-        <w:rPr>
-          <w:b/>
-          <w:bCs/>
-        </w:rPr>
-        <w:t>menu_cocina.php</w:t>
-      </w:r>
-      <w:proofErr w:type="spellEnd"/>
-      <w:r>
-        <w:rPr>
-          <w:b/>
-          <w:bCs/>
-        </w:rPr>
-        <w:t>)</w:t>
+        <w:t>5. Módulo de Pantalla de Cocina / KDS (menu_cocina.php)</w:t>
       </w:r>
     </w:p>
     <w:p>
@@ -4695,6 +4599,7 @@
                 <w:b/>
                 <w:bCs/>
               </w:rPr>
+              <w:lastRenderedPageBreak/>
               <w:t>Rojo / Urgente</w:t>
             </w:r>
           </w:p>
@@ -4719,15 +4624,7 @@
           </w:tcPr>
           <w:p>
             <w:r>
-              <w:t xml:space="preserve">10 </w:t>
-            </w:r>
-            <w:proofErr w:type="gramStart"/>
-            <w:r>
-              <w:t>Minutos</w:t>
-            </w:r>
-            <w:proofErr w:type="gramEnd"/>
-            <w:r>
-              <w:t xml:space="preserve"> o más</w:t>
+              <w:t>10 Minutos o más</w:t>
             </w:r>
           </w:p>
         </w:tc>
@@ -4861,7 +4758,6 @@
           <w:b/>
           <w:bCs/>
         </w:rPr>
-        <w:lastRenderedPageBreak/>
         <w:t>Lista de Preparación:</w:t>
       </w:r>
       <w:r>
@@ -4934,21 +4830,12 @@
           <w:numId w:val="11"/>
         </w:numPr>
       </w:pPr>
-      <w:proofErr w:type="spellStart"/>
-      <w:r>
-        <w:rPr>
-          <w:b/>
-          <w:bCs/>
-        </w:rPr>
-        <w:t>Boton</w:t>
-      </w:r>
-      <w:proofErr w:type="spellEnd"/>
-      <w:r>
-        <w:rPr>
-          <w:b/>
-          <w:bCs/>
-        </w:rPr>
-        <w:t xml:space="preserve"> "Despachar Pedido":</w:t>
+      <w:r>
+        <w:rPr>
+          <w:b/>
+          <w:bCs/>
+        </w:rPr>
+        <w:t>Boton "Despachar Pedido":</w:t>
       </w:r>
       <w:r>
         <w:t xml:space="preserve"> Al finalizar la elaboración de los platos, al hacer clic en este botón se marca la orden como lista y se emite la orden de cobro/facturación. </w:t>
@@ -5043,35 +4930,26 @@
         <w:t xml:space="preserve">, permitiendo trabajar sin manipular el equipo. </w:t>
       </w:r>
     </w:p>
-    <w:p>
-      <w:pPr>
-        <w:rPr>
-          <w:b/>
-          <w:bCs/>
-        </w:rPr>
-      </w:pPr>
-      <w:r>
-        <w:rPr>
-          <w:b/>
-          <w:bCs/>
-        </w:rPr>
-        <w:t>6. Módulo de Emisión e Impresión de Factura (</w:t>
-      </w:r>
-      <w:proofErr w:type="spellStart"/>
-      <w:r>
-        <w:rPr>
-          <w:b/>
-          <w:bCs/>
-        </w:rPr>
-        <w:t>factura.php</w:t>
-      </w:r>
-      <w:proofErr w:type="spellEnd"/>
-      <w:r>
-        <w:rPr>
-          <w:b/>
-          <w:bCs/>
-        </w:rPr>
-        <w:t>)</w:t>
+    <w:p/>
+    <w:p/>
+    <w:p/>
+    <w:p/>
+    <w:p/>
+    <w:p/>
+    <w:p>
+      <w:pPr>
+        <w:rPr>
+          <w:b/>
+          <w:bCs/>
+        </w:rPr>
+      </w:pPr>
+      <w:r>
+        <w:rPr>
+          <w:b/>
+          <w:bCs/>
+        </w:rPr>
+        <w:lastRenderedPageBreak/>
+        <w:t>6. Módulo de Emisión e Impresión de Factura (factura.php)</w:t>
       </w:r>
     </w:p>
     <w:p>
@@ -5335,6 +5213,11 @@
     </w:p>
     <w:p>
       <w:pPr>
+        <w:ind w:left="720"/>
+      </w:pPr>
+    </w:p>
+    <w:p>
+      <w:pPr>
         <w:numPr>
           <w:ilvl w:val="0"/>
           <w:numId w:val="12"/>
@@ -5345,6 +5228,7 @@
           <w:b/>
           <w:bCs/>
         </w:rPr>
+        <w:lastRenderedPageBreak/>
         <w:t>Tabla de Desglose:</w:t>
       </w:r>
     </w:p>
@@ -5455,23 +5339,7 @@
           <w:b/>
           <w:bCs/>
         </w:rPr>
-        <w:t xml:space="preserve">P. </w:t>
-      </w:r>
-      <w:proofErr w:type="spellStart"/>
-      <w:r>
-        <w:rPr>
-          <w:b/>
-          <w:bCs/>
-        </w:rPr>
-        <w:t>Unit</w:t>
-      </w:r>
-      <w:proofErr w:type="spellEnd"/>
-      <w:r>
-        <w:rPr>
-          <w:b/>
-          <w:bCs/>
-        </w:rPr>
-        <w:t>:</w:t>
+        <w:t>P. Unit:</w:t>
       </w:r>
       <w:r>
         <w:t xml:space="preserve"> Precio individual de la oferta. </w:t>
@@ -5502,21 +5370,12 @@
           <w:numId w:val="12"/>
         </w:numPr>
       </w:pPr>
-      <w:proofErr w:type="gramStart"/>
-      <w:r>
-        <w:rPr>
-          <w:b/>
-          <w:bCs/>
-        </w:rPr>
-        <w:t>Total</w:t>
-      </w:r>
-      <w:proofErr w:type="gramEnd"/>
-      <w:r>
-        <w:rPr>
-          <w:b/>
-          <w:bCs/>
-        </w:rPr>
-        <w:t xml:space="preserve"> Pagado:</w:t>
+      <w:r>
+        <w:rPr>
+          <w:b/>
+          <w:bCs/>
+        </w:rPr>
+        <w:t>Total Pagado:</w:t>
       </w:r>
       <w:r>
         <w:t xml:space="preserve"> Sumatoria definitiva a cobrar en pantalla en formato destacado. </w:t>
@@ -5654,15 +5513,7 @@
         <w:t xml:space="preserve"> "Nuevo Pedido":</w:t>
       </w:r>
       <w:r>
-        <w:t xml:space="preserve"> Regresa al menú para </w:t>
-      </w:r>
-      <w:proofErr w:type="spellStart"/>
-      <w:r>
-        <w:t>aperturar</w:t>
-      </w:r>
-      <w:proofErr w:type="spellEnd"/>
-      <w:r>
-        <w:t xml:space="preserve"> un</w:t>
+        <w:t xml:space="preserve"> Regresa al menú para aperturar un</w:t>
       </w:r>
       <w:r>
         <w:t xml:space="preserve"> nuevo pedido</w:t>
@@ -5817,33 +5668,48 @@
     </w:p>
     <w:p>
       <w:pPr>
-        <w:rPr>
-          <w:b/>
-          <w:bCs/>
-        </w:rPr>
-      </w:pPr>
-      <w:r>
-        <w:rPr>
-          <w:b/>
-          <w:bCs/>
-        </w:rPr>
-        <w:t>7. Módulo de Modificación de Precios e Inventario (</w:t>
-      </w:r>
-      <w:proofErr w:type="spellStart"/>
-      <w:r>
-        <w:rPr>
-          <w:b/>
-          <w:bCs/>
-        </w:rPr>
-        <w:t>actualizar.php</w:t>
-      </w:r>
-      <w:proofErr w:type="spellEnd"/>
-      <w:r>
-        <w:rPr>
-          <w:b/>
-          <w:bCs/>
-        </w:rPr>
-        <w:t>)</w:t>
+        <w:ind w:left="720"/>
+      </w:pPr>
+    </w:p>
+    <w:p>
+      <w:pPr>
+        <w:ind w:left="720"/>
+      </w:pPr>
+    </w:p>
+    <w:p>
+      <w:pPr>
+        <w:ind w:left="720"/>
+      </w:pPr>
+    </w:p>
+    <w:p>
+      <w:pPr>
+        <w:ind w:left="720"/>
+      </w:pPr>
+    </w:p>
+    <w:p>
+      <w:pPr>
+        <w:ind w:left="720"/>
+      </w:pPr>
+    </w:p>
+    <w:p>
+      <w:pPr>
+        <w:ind w:left="720"/>
+      </w:pPr>
+    </w:p>
+    <w:p>
+      <w:pPr>
+        <w:rPr>
+          <w:b/>
+          <w:bCs/>
+        </w:rPr>
+      </w:pPr>
+      <w:r>
+        <w:rPr>
+          <w:b/>
+          <w:bCs/>
+        </w:rPr>
+        <w:lastRenderedPageBreak/>
+        <w:t>7. Módulo de Modificación de Precios e Inventario (actualizar.php)</w:t>
       </w:r>
     </w:p>
     <w:p>
@@ -5942,52 +5808,11 @@
           <w:bCs/>
         </w:rPr>
       </w:pPr>
-    </w:p>
-    <w:p>
-      <w:pPr>
-        <w:rPr>
-          <w:b/>
-          <w:bCs/>
-        </w:rPr>
-      </w:pPr>
-    </w:p>
-    <w:p>
-      <w:pPr>
-        <w:rPr>
-          <w:b/>
-          <w:bCs/>
-        </w:rPr>
-      </w:pPr>
-    </w:p>
-    <w:p>
-      <w:pPr>
-        <w:rPr>
-          <w:b/>
-          <w:bCs/>
-        </w:rPr>
-      </w:pPr>
-    </w:p>
-    <w:p>
-      <w:pPr>
-        <w:rPr>
-          <w:b/>
-          <w:bCs/>
-        </w:rPr>
-      </w:pPr>
-    </w:p>
-    <w:p>
-      <w:pPr>
-        <w:rPr>
-          <w:b/>
-          <w:bCs/>
-        </w:rPr>
-      </w:pPr>
-      <w:r>
-        <w:rPr>
-          <w:b/>
-          <w:bCs/>
-        </w:rPr>
-        <w:lastRenderedPageBreak/>
+      <w:r>
+        <w:rPr>
+          <w:b/>
+          <w:bCs/>
+        </w:rPr>
         <w:t>Estructura de la Tabla de Edición</w:t>
       </w:r>
     </w:p>
@@ -6385,6 +6210,7 @@
           <w:b/>
           <w:bCs/>
         </w:rPr>
+        <w:lastRenderedPageBreak/>
         <w:t>Flujo de Trabajo</w:t>
       </w:r>
     </w:p>
@@ -6630,6 +6456,29 @@
       </w:r>
     </w:p>
     <w:p/>
+    <w:p/>
+    <w:p/>
+    <w:p>
+      <w:r>
+        <w:rPr>
+          <w:rFonts w:ascii="Calibri" w:hAnsi="Calibri" w:cs="Calibri"/>
+        </w:rPr>
+        <w:t>��</w:t>
+      </w:r>
+      <w:r>
+        <w:t xml:space="preserve"> Gráfico de Ventas (grafico.php)</w:t>
+      </w:r>
+    </w:p>
+    <w:p>
+      <w:r>
+        <w:t>Muestra una gráfica de barras con el total del dinero vendido mes a mes, para saber cómo le</w:t>
+      </w:r>
+    </w:p>
+    <w:p>
+      <w:r>
+        <w:t>está yendo al negocio de forma clara y visual.</w:t>
+      </w:r>
+    </w:p>
     <w:sectPr>
       <w:footerReference w:type="default" r:id="rId56"/>
       <w:pgSz w:w="12240" w:h="15840"/>
@@ -9589,7 +9438,6 @@
   <w:style w:type="character" w:default="1" w:styleId="Fuentedeprrafopredeter">
     <w:name w:val="Default Paragraph Font"/>
     <w:uiPriority w:val="1"/>
-    <w:semiHidden/>
     <w:unhideWhenUsed/>
   </w:style>
   <w:style w:type="table" w:default="1" w:styleId="Tablanormal">
